--- a/output/docx/es/BUFRCREX_TableB_es_22.docx
+++ b/output/docx/es/BUFRCREX_TableB_es_22.docx
@@ -441,7 +441,7 @@
                 <w:b w:val="0"/>
                 <w:sz w:val="16"/>
               </w:rPr>
-              <w:t>Note 136: Descriptores 0 22 001, 0 22 002, 0 22 003: la dirección indicada en estos apartados de datos es aquélla de donde provienen las olas</w:t>
+              <w:t>Note B136: Descriptores 0 22 001, 0 22 002, 0 22 003: la dirección indicada en estos apartados de datos es aquélla de donde provienen las olas</w:t>
             </w:r>
           </w:p>
         </w:tc>
@@ -634,7 +634,7 @@
                 <w:b w:val="0"/>
                 <w:sz w:val="16"/>
               </w:rPr>
-              <w:t>Note 136: Descriptores 0 22 001, 0 22 002, 0 22 003: la dirección indicada en estos apartados de datos es aquélla de donde provienen las olas</w:t>
+              <w:t>Note B136: Descriptores 0 22 001, 0 22 002, 0 22 003: la dirección indicada en estos apartados de datos es aquélla de donde provienen las olas</w:t>
             </w:r>
           </w:p>
         </w:tc>
@@ -827,7 +827,7 @@
                 <w:b w:val="0"/>
                 <w:sz w:val="16"/>
               </w:rPr>
-              <w:t>Note 136: Descriptores 0 22 001, 0 22 002, 0 22 003: la dirección indicada en estos apartados de datos es aquélla de donde provienen las olas</w:t>
+              <w:t>Note B136: Descriptores 0 22 001, 0 22 002, 0 22 003: la dirección indicada en estos apartados de datos es aquélla de donde provienen las olas</w:t>
             </w:r>
           </w:p>
         </w:tc>
@@ -1020,7 +1020,7 @@
                 <w:b w:val="0"/>
                 <w:sz w:val="16"/>
               </w:rPr>
-              <w:t>Note 54: El descriptor 0 33 002 relativo a la información sobre la calidad está relacionado con todos los parámetros proporcionados en la sección sobre datos de retrodispersión y se da para cada célula vertical respectiva de la medición del perfil.</w:t>
+              <w:t>Note B54: Descriptores 0 22 004: la dirección indicada en este apartado de datos es la dirección en que fluye la corriente. I.2 – BUFR/CREX Tabla B/22 – 10 (Clase 22 – continuación)</w:t>
             </w:r>
           </w:p>
         </w:tc>
@@ -4125,7 +4125,7 @@
                 <w:b w:val="0"/>
                 <w:sz w:val="16"/>
               </w:rPr>
-              <w:t>Note 55: El descriptor 0 33 002 relativo a la información sobre la calidad está relacionado con la temperatura virtual 0 12 007. Se da para cada puerta respectiva de la medición del perfil.</w:t>
+              <w:t>Note B55: Debería utilizarse el descriptor 0 22 040 en vez del 0 22 039 para cifrar la altura residual meteorológica de las mareas (positiva o negativa).</w:t>
             </w:r>
           </w:p>
         </w:tc>
@@ -4318,7 +4318,7 @@
                 <w:b w:val="0"/>
                 <w:sz w:val="16"/>
               </w:rPr>
-              <w:t>Note 55: El descriptor 0 33 002 relativo a la información sobre la calidad está relacionado con la temperatura virtual 0 12 007. Se da para cada puerta respectiva de la medición del perfil.</w:t>
+              <w:t>Note B55: Debería utilizarse el descriptor 0 22 040 en vez del 0 22 039 para cifrar la altura residual meteorológica de las mareas (positiva o negativa).</w:t>
             </w:r>
           </w:p>
         </w:tc>
@@ -8575,7 +8575,7 @@
                 <w:b w:val="0"/>
                 <w:sz w:val="16"/>
               </w:rPr>
-              <w:t>Note 146: La altura significativa de las olas se define como el cuádruplo de la raíz cuadrada del espectro de energía integrado sobre la dirección y la frecuencia. Corresponde aproximadamente a la altura rebasada por un tercio del conjunto de las olas.</w:t>
+              <w:t>Note B146: La altura significativa de las olas se define como el cuádruplo de la raíz cuadrada del espectro de energía integrado sobre la dirección y la frecuencia. Corresponde aproximadamente a la altura rebasada por un tercio del conjunto de las olas.</w:t>
             </w:r>
           </w:p>
         </w:tc>
@@ -9728,7 +9728,7 @@
                 <w:b w:val="0"/>
                 <w:sz w:val="16"/>
               </w:rPr>
-              <w:t>Note 137: La ola dominante es la que posee la energía máxima en el espectro de energía.</w:t>
+              <w:t>Note B137: La ola dominante es la que posee la energía máxima en el espectro de energía.</w:t>
             </w:r>
           </w:p>
         </w:tc>
@@ -9921,7 +9921,7 @@
                 <w:b w:val="0"/>
                 <w:sz w:val="16"/>
               </w:rPr>
-              <w:t>Note 137: La ola dominante es la que posee la energía máxima en el espectro de energía.</w:t>
+              <w:t>Note B137: La ola dominante es la que posee la energía máxima en el espectro de energía.</w:t>
             </w:r>
           </w:p>
         </w:tc>
@@ -11682,7 +11682,7 @@
                 <w:b w:val="0"/>
                 <w:sz w:val="16"/>
               </w:rPr>
-              <w:t>Note 100: La dirección media de las olas está dada por el ángulo α1, y la dirección principal de las olas por el ángulo α2, en la expresión S(f, alpha) es aproximadamente igual a: c11 × (0.5 + r1 × cos (alpha – alpha 1) + r2 × cos (2 (alpha – alpha 2))) / pi en la cual S(f, alpha) es el espectro direccional de las olas y c11 es el espectro no direccional; y la parte de la derecha de esta expresión son los dos primeros términos de la expansión de S(f, alpha) en serie de Fourier. Cuando las direcciones media y principal difieren entre sí de manera significativa (por ejemplo, en más de 15 grados) para una frecuencia dada, ello es indicio de mares cruzados.</w:t>
+              <w:t>Note B100: La dirección media de las olas está dada por el ángulo α1, y la dirección principal de las olas por el ángulo α2, en la expresión S(f, alpha) es aproximadamente igual a: c11 × (0.5 + r1 × cos (alpha – alpha 1) + r2 × cos (2 (alpha – alpha 2))) / pi en la cual S(f, alpha) es el espectro direccional de las olas y c11 es el espectro no direccional; y la parte de la derecha de esta expresión son los dos primeros términos de la expansión de S(f, alpha) en serie de Fourier. Cuando las direcciones media y principal difieren entre sí de manera significativa (por ejemplo, en más de 15 grados) para una frecuencia dada, ello es indicio de mares cruzados.</w:t>
             </w:r>
           </w:p>
         </w:tc>
@@ -13873,7 +13873,7 @@
                 <w:b w:val="0"/>
                 <w:sz w:val="16"/>
               </w:rPr>
-              <w:t>Note 107: Información complementaria: 0 22 097 gama nominal de valores de entrada 0 – 10 000 0 22 098 gama nominal de valores de entrada 0 – 10 000 0 22 099 gama nominal de valores de entrada 0 – 359 0 22 100 gama nominal de valores de entrada 0 – 359 0 22 101 gama nominal de valores de entrada 0 – 2 x 106, pero podría ser mayor debido a la incertidumbre.</w:t>
+              <w:t>Note B107: Información complementaria: 0 22 097 gama nominal de valores de entrada 0 – 10 000 0 22 098 gama nominal de valores de entrada 0 – 10 000 0 22 099 gama nominal de valores de entrada 0 – 359 0 22 100 gama nominal de valores de entrada 0 – 359 0 22 101 gama nominal de valores de entrada 0 – 2 x 106, pero podría ser mayor debido a la incertidumbre.</w:t>
             </w:r>
           </w:p>
         </w:tc>
@@ -14066,7 +14066,7 @@
                 <w:b w:val="0"/>
                 <w:sz w:val="16"/>
               </w:rPr>
-              <w:t>Note 107: Información complementaria: 0 22 097 gama nominal de valores de entrada 0 – 10 000 0 22 098 gama nominal de valores de entrada 0 – 10 000 0 22 099 gama nominal de valores de entrada 0 – 359 0 22 100 gama nominal de valores de entrada 0 – 359 0 22 101 gama nominal de valores de entrada 0 – 2 x 106, pero podría ser mayor debido a la incertidumbre.</w:t>
+              <w:t>Note B107: Información complementaria: 0 22 097 gama nominal de valores de entrada 0 – 10 000 0 22 098 gama nominal de valores de entrada 0 – 10 000 0 22 099 gama nominal de valores de entrada 0 – 359 0 22 100 gama nominal de valores de entrada 0 – 359 0 22 101 gama nominal de valores de entrada 0 – 2 x 106, pero podría ser mayor debido a la incertidumbre.</w:t>
             </w:r>
           </w:p>
         </w:tc>
@@ -14259,7 +14259,7 @@
                 <w:b w:val="0"/>
                 <w:sz w:val="16"/>
               </w:rPr>
-              <w:t>Note 107: Información complementaria: 0 22 097 gama nominal de valores de entrada 0 – 10 000 0 22 098 gama nominal de valores de entrada 0 – 10 000 0 22 099 gama nominal de valores de entrada 0 – 359 0 22 100 gama nominal de valores de entrada 0 – 359 0 22 101 gama nominal de valores de entrada 0 – 2 x 106, pero podría ser mayor debido a la incertidumbre.</w:t>
+              <w:t>Note B107: Información complementaria: 0 22 097 gama nominal de valores de entrada 0 – 10 000 0 22 098 gama nominal de valores de entrada 0 – 10 000 0 22 099 gama nominal de valores de entrada 0 – 359 0 22 100 gama nominal de valores de entrada 0 – 359 0 22 101 gama nominal de valores de entrada 0 – 2 x 106, pero podría ser mayor debido a la incertidumbre.</w:t>
             </w:r>
           </w:p>
         </w:tc>
@@ -14452,7 +14452,7 @@
                 <w:b w:val="0"/>
                 <w:sz w:val="16"/>
               </w:rPr>
-              <w:t>Note 107: Información complementaria: 0 22 097 gama nominal de valores de entrada 0 – 10 000 0 22 098 gama nominal de valores de entrada 0 – 10 000 0 22 099 gama nominal de valores de entrada 0 – 359 0 22 100 gama nominal de valores de entrada 0 – 359 0 22 101 gama nominal de valores de entrada 0 – 2 x 106, pero podría ser mayor debido a la incertidumbre.</w:t>
+              <w:t>Note B107: Información complementaria: 0 22 097 gama nominal de valores de entrada 0 – 10 000 0 22 098 gama nominal de valores de entrada 0 – 10 000 0 22 099 gama nominal de valores de entrada 0 – 359 0 22 100 gama nominal de valores de entrada 0 – 359 0 22 101 gama nominal de valores de entrada 0 – 2 x 106, pero podría ser mayor debido a la incertidumbre.</w:t>
             </w:r>
           </w:p>
         </w:tc>
@@ -14645,7 +14645,7 @@
                 <w:b w:val="0"/>
                 <w:sz w:val="16"/>
               </w:rPr>
-              <w:t>Note 107: Información complementaria: 0 22 097 gama nominal de valores de entrada 0 – 10 000 0 22 098 gama nominal de valores de entrada 0 – 10 000 0 22 099 gama nominal de valores de entrada 0 – 359 0 22 100 gama nominal de valores de entrada 0 – 359 0 22 101 gama nominal de valores de entrada 0 – 2 x 106, pero podría ser mayor debido a la incertidumbre.</w:t>
+              <w:t>Note B107: Información complementaria: 0 22 097 gama nominal de valores de entrada 0 – 10 000 0 22 098 gama nominal de valores de entrada 0 – 10 000 0 22 099 gama nominal de valores de entrada 0 – 359 0 22 100 gama nominal de valores de entrada 0 – 359 0 22 101 gama nominal de valores de entrada 0 – 2 x 106, pero podría ser mayor debido a la incertidumbre.</w:t>
             </w:r>
           </w:p>
         </w:tc>
@@ -14838,7 +14838,7 @@
                 <w:b w:val="0"/>
                 <w:sz w:val="16"/>
               </w:rPr>
-              <w:t>Note 104: Debería venir precedido del descriptor 0 08 090, posiblemente con operadores intermedios. El valor es 10x multiplicado por el valor cifrado, donde x es el valor asociado al descriptor 0 08 090 precedente. El valor cifrado es el valor real multiplicado por 10 –x.</w:t>
+              <w:t>Note B104: Debería venir precedido del descriptor 0 08 090, posiblemente con operadores intermedios. El valor es 10x multiplicado por el valor cifrado, donde x es el valor asociado al descriptor 0 08 090 precedente. El valor cifrado es el valor real multiplicado por 10 –x.</w:t>
             </w:r>
           </w:p>
         </w:tc>
@@ -15047,7 +15047,7 @@
                 <w:b w:val="0"/>
                 <w:sz w:val="16"/>
               </w:rPr>
-              <w:t>Note 104: Debería venir precedido del descriptor 0 08 090, posiblemente con operadores intermedios. El valor es 10x multiplicado por el valor cifrado, donde x es el valor asociado al descriptor 0 08 090 precedente. El valor cifrado es el valor real multiplicado por 10 –x.</w:t>
+              <w:t>Note B104: Debería venir precedido del descriptor 0 08 090, posiblemente con operadores intermedios. El valor es 10x multiplicado por el valor cifrado, donde x es el valor asociado al descriptor 0 08 090 precedente. El valor cifrado es el valor real multiplicado por 10 –x.</w:t>
             </w:r>
           </w:p>
         </w:tc>
@@ -15240,7 +15240,7 @@
                 <w:b w:val="0"/>
                 <w:sz w:val="16"/>
               </w:rPr>
-              <w:t>Note 104: Debería venir precedido del descriptor 0 08 090, posiblemente con operadores intermedios. El valor es 10x multiplicado por el valor cifrado, donde x es el valor asociado al descriptor 0 08 090 precedente. El valor cifrado es el valor real multiplicado por 10 –x.</w:t>
+              <w:t>Note B104: Debería venir precedido del descriptor 0 08 090, posiblemente con operadores intermedios. El valor es 10x multiplicado por el valor cifrado, donde x es el valor asociado al descriptor 0 08 090 precedente. El valor cifrado es el valor real multiplicado por 10 –x.</w:t>
             </w:r>
           </w:p>
         </w:tc>
@@ -15449,7 +15449,7 @@
                 <w:b w:val="0"/>
                 <w:sz w:val="16"/>
               </w:rPr>
-              <w:t>Note 104: Debería venir precedido del descriptor 0 08 090, posiblemente con operadores intermedios. El valor es 10x multiplicado por el valor cifrado, donde x es el valor asociado al descriptor 0 08 090 precedente. El valor cifrado es el valor real multiplicado por 10 –x.</w:t>
+              <w:t>Note B104: Debería venir precedido del descriptor 0 08 090, posiblemente con operadores intermedios. El valor es 10x multiplicado por el valor cifrado, donde x es el valor asociado al descriptor 0 08 090 precedente. El valor cifrado es el valor real multiplicado por 10 –x.</w:t>
             </w:r>
           </w:p>
         </w:tc>
@@ -15658,7 +15658,7 @@
                 <w:b w:val="0"/>
                 <w:sz w:val="16"/>
               </w:rPr>
-              <w:t>Note 104: Debería venir precedido del descriptor 0 08 090, posiblemente con operadores intermedios. El valor es 10x multiplicado por el valor cifrado, donde x es el valor asociado al descriptor 0 08 090 precedente. El valor cifrado es el valor real multiplicado por 10 –x.</w:t>
+              <w:t>Note B104: Debería venir precedido del descriptor 0 08 090, posiblemente con operadores intermedios. El valor es 10x multiplicado por el valor cifrado, donde x es el valor asociado al descriptor 0 08 090 precedente. El valor cifrado es el valor real multiplicado por 10 –x.</w:t>
             </w:r>
           </w:p>
         </w:tc>
@@ -15867,7 +15867,7 @@
                 <w:b w:val="0"/>
                 <w:sz w:val="16"/>
               </w:rPr>
-              <w:t>Note 104: Debería venir precedido del descriptor 0 08 090, posiblemente con operadores intermedios. El valor es 10x multiplicado por el valor cifrado, donde x es el valor asociado al descriptor 0 08 090 precedente. El valor cifrado es el valor real multiplicado por 10 –x.</w:t>
+              <w:t>Note B104: Debería venir precedido del descriptor 0 08 090, posiblemente con operadores intermedios. El valor es 10x multiplicado por el valor cifrado, donde x es el valor asociado al descriptor 0 08 090 precedente. El valor cifrado es el valor real multiplicado por 10 –x.</w:t>
             </w:r>
           </w:p>
         </w:tc>
@@ -25132,7 +25132,7 @@
                 <w:b w:val="0"/>
                 <w:sz w:val="16"/>
               </w:rPr>
-              <w:t>Note 12: Debería utilizarse el descriptor 3 01 055 en vez del 3 01 035 para cifrar información sobre boyas/plataformas en movimiento.</w:t>
+              <w:t>Note B12: El descriptor 0 22 179 es similar al descriptor 0 22 190, pero con un valor de referencia negativo. I.2 – BUFR/CREX Tabla B/22 – 11</w:t>
             </w:r>
           </w:p>
         </w:tc>
@@ -25325,7 +25325,7 @@
                 <w:b w:val="0"/>
                 <w:sz w:val="16"/>
               </w:rPr>
-              <w:t>Note 139: La profundidad máxima del despliegue de tsunámetros de océano profundo, como los de evaluación e información sobre tsunamis del océano profundo (DART II) del PMEL es de aproximadamente 6 000 m.</w:t>
+              <w:t>Note B139: La profundidad máxima del despliegue de tsunámetros de océano profundo, como los de evaluación e información sobre tsunamis del océano profundo (DART II) del PMEL es de aproximadamente 6 000 m.</w:t>
             </w:r>
           </w:p>
         </w:tc>
@@ -25902,7 +25902,7 @@
                 <w:b w:val="0"/>
                 <w:sz w:val="16"/>
               </w:rPr>
-              <w:t>Note 13: Debería utilizarse el descriptor 3 08 007 en vez del 3 08 003 para cifrar la información proveniente de boyas/ plataformas en movimiento.</w:t>
+              <w:t>Note B13: El descriptor 0 22 186 se introduce para expresar la dirección de “las olas”, en comparación con la dirección de las “olas dominantes” (0 22 076), la “dirección media” (0 22 086), y la “dirección principal” (0 22 087).</w:t>
             </w:r>
           </w:p>
         </w:tc>
@@ -26095,7 +26095,7 @@
                 <w:b w:val="0"/>
                 <w:sz w:val="16"/>
               </w:rPr>
-              <w:t>Note 14: El descriptor 3 40 010 debería utilizarse con preferencia al descriptor 3 40 005.</w:t>
+              <w:t>Note B14: El descriptor 0 22 187 se introduce para expresar la dispersión direccional de “las olas”, en comparación con la dispersión direccional de la “ola dominante” (0 22 077).</w:t>
             </w:r>
           </w:p>
         </w:tc>
@@ -26893,7 +26893,7 @@
           <w:i/>
           <w:sz w:val="14"/>
         </w:rPr>
-        <w:t>Note 181: Normas de notificación sobre mar de viento y olas: Observación Velocidad Dirección Ninguna observación faltante faltante Calma 0 0 Observación normal &gt;0 1–360 Velocidad únicamente &gt;0 faltante Dirección únicamente faltante 1–360 &gt;0 0 “Ligero y variable”</w:t>
+        <w:t>Note B181: Normas de notificación sobre mar de viento y olas: Observación Velocidad Dirección Ninguna observación faltante faltante Calma 0 0 Observación normal &gt;0 1–360 Velocidad únicamente &gt;0 faltante Dirección únicamente faltante 1–360 &gt;0 0 “Ligero y variable”</w:t>
       </w:r>
     </w:p>
     <w:sectPr>
